--- a/src/templates/fencingClearance.docx
+++ b/src/templates/fencingClearance.docx
@@ -57,7 +57,25 @@
                 <w:b/>
                 <w:sz w:val="24"/>
               </w:rPr>
-              <w:t>{formDateIssued}</w:t>
+              <w:t>{</w:t>
+            </w:r>
+            <w:proofErr w:type="spellStart"/>
+            <w:r>
+              <w:rPr>
+                <w:rFonts w:ascii="Arial" w:hAnsi="Arial" w:cs="Arial"/>
+                <w:b/>
+                <w:sz w:val="24"/>
+              </w:rPr>
+              <w:t>formDateIssued</w:t>
+            </w:r>
+            <w:proofErr w:type="spellEnd"/>
+            <w:r>
+              <w:rPr>
+                <w:rFonts w:ascii="Arial" w:hAnsi="Arial" w:cs="Arial"/>
+                <w:b/>
+                <w:sz w:val="24"/>
+              </w:rPr>
+              <w:t>}</w:t>
             </w:r>
           </w:p>
         </w:tc>
@@ -108,6 +126,7 @@
               </w:rPr>
               <w:t>{</w:t>
             </w:r>
+            <w:proofErr w:type="spellStart"/>
             <w:r>
               <w:rPr>
                 <w:rFonts w:ascii="Arial" w:hAnsi="Arial" w:cs="Arial"/>
@@ -116,6 +135,7 @@
               </w:rPr>
               <w:t>expirationDate</w:t>
             </w:r>
+            <w:proofErr w:type="spellEnd"/>
             <w:r>
               <w:rPr>
                 <w:rFonts w:ascii="Arial" w:hAnsi="Arial" w:cs="Arial"/>
@@ -171,7 +191,25 @@
                 <w:b/>
                 <w:sz w:val="24"/>
               </w:rPr>
-              <w:t>{CTCNo}</w:t>
+              <w:t>{</w:t>
+            </w:r>
+            <w:proofErr w:type="spellStart"/>
+            <w:r>
+              <w:rPr>
+                <w:rFonts w:ascii="Arial" w:hAnsi="Arial" w:cs="Arial"/>
+                <w:b/>
+                <w:sz w:val="24"/>
+              </w:rPr>
+              <w:t>CTCNo</w:t>
+            </w:r>
+            <w:proofErr w:type="spellEnd"/>
+            <w:r>
+              <w:rPr>
+                <w:rFonts w:ascii="Arial" w:hAnsi="Arial" w:cs="Arial"/>
+                <w:b/>
+                <w:sz w:val="24"/>
+              </w:rPr>
+              <w:t>}</w:t>
             </w:r>
           </w:p>
         </w:tc>
@@ -220,8 +258,18 @@
                 <w:b/>
                 <w:sz w:val="24"/>
               </w:rPr>
-              <w:t>{dateIssued</w:t>
+              <w:t>{</w:t>
             </w:r>
+            <w:proofErr w:type="spellStart"/>
+            <w:r>
+              <w:rPr>
+                <w:rFonts w:ascii="Arial" w:hAnsi="Arial" w:cs="Arial"/>
+                <w:b/>
+                <w:sz w:val="24"/>
+              </w:rPr>
+              <w:t>dateIssued</w:t>
+            </w:r>
+            <w:proofErr w:type="spellEnd"/>
             <w:r>
               <w:rPr>
                 <w:rFonts w:ascii="Arial" w:hAnsi="Arial" w:cs="Arial"/>
@@ -277,7 +325,25 @@
                 <w:b/>
                 <w:sz w:val="24"/>
               </w:rPr>
-              <w:t>{placeIssued}</w:t>
+              <w:t>{</w:t>
+            </w:r>
+            <w:proofErr w:type="spellStart"/>
+            <w:r>
+              <w:rPr>
+                <w:rFonts w:ascii="Arial" w:hAnsi="Arial" w:cs="Arial"/>
+                <w:b/>
+                <w:sz w:val="24"/>
+              </w:rPr>
+              <w:t>placeIssued</w:t>
+            </w:r>
+            <w:proofErr w:type="spellEnd"/>
+            <w:r>
+              <w:rPr>
+                <w:rFonts w:ascii="Arial" w:hAnsi="Arial" w:cs="Arial"/>
+                <w:b/>
+                <w:sz w:val="24"/>
+              </w:rPr>
+              <w:t>}</w:t>
             </w:r>
           </w:p>
         </w:tc>
@@ -326,7 +392,25 @@
                 <w:b/>
                 <w:sz w:val="24"/>
               </w:rPr>
-              <w:t>{ORNo}</w:t>
+              <w:t>{</w:t>
+            </w:r>
+            <w:proofErr w:type="spellStart"/>
+            <w:r>
+              <w:rPr>
+                <w:rFonts w:ascii="Arial" w:hAnsi="Arial" w:cs="Arial"/>
+                <w:b/>
+                <w:sz w:val="24"/>
+              </w:rPr>
+              <w:t>ORNo</w:t>
+            </w:r>
+            <w:proofErr w:type="spellEnd"/>
+            <w:r>
+              <w:rPr>
+                <w:rFonts w:ascii="Arial" w:hAnsi="Arial" w:cs="Arial"/>
+                <w:b/>
+                <w:sz w:val="24"/>
+              </w:rPr>
+              <w:t>}</w:t>
             </w:r>
           </w:p>
         </w:tc>
@@ -421,13 +505,101 @@
                 <w:b/>
                 <w:sz w:val="24"/>
               </w:rPr>
-              <w:t>{formNumber}</w:t>
+              <w:t>{</w:t>
+            </w:r>
+            <w:proofErr w:type="spellStart"/>
+            <w:r>
+              <w:rPr>
+                <w:rFonts w:ascii="Arial" w:hAnsi="Arial" w:cs="Arial"/>
+                <w:b/>
+                <w:sz w:val="24"/>
+              </w:rPr>
+              <w:t>formNumber</w:t>
+            </w:r>
+            <w:proofErr w:type="spellEnd"/>
+            <w:r>
+              <w:rPr>
+                <w:rFonts w:ascii="Arial" w:hAnsi="Arial" w:cs="Arial"/>
+                <w:b/>
+                <w:sz w:val="24"/>
+              </w:rPr>
+              <w:t>}</w:t>
             </w:r>
           </w:p>
         </w:tc>
       </w:tr>
     </w:tbl>
     <w:p>
+      <w:bookmarkStart w:id="0" w:name="_GoBack"/>
+      <w:bookmarkEnd w:id="0"/>
+      <w:r>
+        <w:rPr>
+          <w:noProof/>
+          <w:lang w:eastAsia="en-GB"/>
+        </w:rPr>
+        <w:drawing>
+          <wp:anchor distT="0" distB="0" distL="114300" distR="114300" simplePos="0" relativeHeight="251681792" behindDoc="1" locked="0" layoutInCell="1" allowOverlap="1" wp14:anchorId="3E36F5A1" wp14:editId="5D79FA21">
+            <wp:simplePos x="0" y="0"/>
+            <wp:positionH relativeFrom="margin">
+              <wp:align>right</wp:align>
+            </wp:positionH>
+            <wp:positionV relativeFrom="paragraph">
+              <wp:posOffset>0</wp:posOffset>
+            </wp:positionV>
+            <wp:extent cx="7762875" cy="10038080"/>
+            <wp:effectExtent l="0" t="0" r="9525" b="1270"/>
+            <wp:wrapNone/>
+            <wp:docPr id="3" name="Picture 3" descr="bg brgy_pages-to-jpg-0001"/>
+            <wp:cNvGraphicFramePr>
+              <a:graphicFrameLocks xmlns:a="http://schemas.openxmlformats.org/drawingml/2006/main" noChangeAspect="1"/>
+            </wp:cNvGraphicFramePr>
+            <a:graphic xmlns:a="http://schemas.openxmlformats.org/drawingml/2006/main">
+              <a:graphicData uri="http://schemas.openxmlformats.org/drawingml/2006/picture">
+                <pic:pic xmlns:pic="http://schemas.openxmlformats.org/drawingml/2006/picture">
+                  <pic:nvPicPr>
+                    <pic:cNvPr id="0" name="Picture 2" descr="bg brgy_pages-to-jpg-0001"/>
+                    <pic:cNvPicPr>
+                      <a:picLocks noChangeAspect="1" noChangeArrowheads="1"/>
+                    </pic:cNvPicPr>
+                  </pic:nvPicPr>
+                  <pic:blipFill>
+                    <a:blip r:embed="rId4" cstate="print">
+                      <a:extLst>
+                        <a:ext uri="{28A0092B-C50C-407E-A947-70E740481C1C}">
+                          <a14:useLocalDpi xmlns:a14="http://schemas.microsoft.com/office/drawing/2010/main" val="0"/>
+                        </a:ext>
+                      </a:extLst>
+                    </a:blip>
+                    <a:srcRect/>
+                    <a:stretch>
+                      <a:fillRect/>
+                    </a:stretch>
+                  </pic:blipFill>
+                  <pic:spPr bwMode="auto">
+                    <a:xfrm>
+                      <a:off x="0" y="0"/>
+                      <a:ext cx="7762875" cy="10038080"/>
+                    </a:xfrm>
+                    <a:prstGeom prst="rect">
+                      <a:avLst/>
+                    </a:prstGeom>
+                    <a:noFill/>
+                    <a:ln>
+                      <a:noFill/>
+                    </a:ln>
+                  </pic:spPr>
+                </pic:pic>
+              </a:graphicData>
+            </a:graphic>
+            <wp14:sizeRelH relativeFrom="page">
+              <wp14:pctWidth>0</wp14:pctWidth>
+            </wp14:sizeRelH>
+            <wp14:sizeRelV relativeFrom="page">
+              <wp14:pctHeight>0</wp14:pctHeight>
+            </wp14:sizeRelV>
+          </wp:anchor>
+        </w:drawing>
+      </w:r>
       <w:r>
         <w:rPr>
           <w:noProof/>
@@ -436,7 +608,7 @@
         <mc:AlternateContent>
           <mc:Choice Requires="wps">
             <w:drawing>
-              <wp:anchor distT="45720" distB="45720" distL="114300" distR="114300" simplePos="0" relativeHeight="251680768" behindDoc="0" locked="0" layoutInCell="1" allowOverlap="1" wp14:anchorId="250B4F0E" wp14:editId="3DE49597">
+              <wp:anchor distT="45720" distB="45720" distL="114300" distR="114300" simplePos="0" relativeHeight="251680768" behindDoc="0" locked="0" layoutInCell="1" allowOverlap="1" wp14:anchorId="0DE77C4D" wp14:editId="049849C1">
                 <wp:simplePos x="0" y="0"/>
                 <wp:positionH relativeFrom="column">
                   <wp:posOffset>5906135</wp:posOffset>
@@ -533,7 +705,7 @@
         <mc:AlternateContent>
           <mc:Choice Requires="wps">
             <w:drawing>
-              <wp:anchor distT="0" distB="0" distL="114300" distR="114300" simplePos="0" relativeHeight="251674624" behindDoc="0" locked="0" layoutInCell="1" allowOverlap="1" wp14:anchorId="1D79CB02" wp14:editId="646DC08D">
+              <wp:anchor distT="0" distB="0" distL="114300" distR="114300" simplePos="0" relativeHeight="251674624" behindDoc="0" locked="0" layoutInCell="1" allowOverlap="1" wp14:anchorId="615211EE" wp14:editId="2486C6BB">
                 <wp:simplePos x="0" y="0"/>
                 <wp:positionH relativeFrom="column">
                   <wp:posOffset>4600575</wp:posOffset>
@@ -597,7 +769,7 @@
         <mc:AlternateContent>
           <mc:Choice Requires="wps">
             <w:drawing>
-              <wp:anchor distT="0" distB="0" distL="114300" distR="114300" simplePos="0" relativeHeight="251676672" behindDoc="0" locked="0" layoutInCell="1" allowOverlap="1" wp14:anchorId="6180BD3C" wp14:editId="22E882BC">
+              <wp:anchor distT="0" distB="0" distL="114300" distR="114300" simplePos="0" relativeHeight="251676672" behindDoc="0" locked="0" layoutInCell="1" allowOverlap="1" wp14:anchorId="6182C3A8" wp14:editId="7098E80F">
                 <wp:simplePos x="0" y="0"/>
                 <wp:positionH relativeFrom="column">
                   <wp:posOffset>4968240</wp:posOffset>
@@ -697,7 +869,7 @@
         <mc:AlternateContent>
           <mc:Choice Requires="wps">
             <w:drawing>
-              <wp:anchor distT="0" distB="0" distL="114300" distR="114300" simplePos="0" relativeHeight="251666432" behindDoc="0" locked="0" layoutInCell="1" allowOverlap="1" wp14:anchorId="4CEC3B44" wp14:editId="1DAA78CC">
+              <wp:anchor distT="0" distB="0" distL="114300" distR="114300" simplePos="0" relativeHeight="251666432" behindDoc="0" locked="0" layoutInCell="1" allowOverlap="1" wp14:anchorId="350B7419" wp14:editId="1371A53F">
                 <wp:simplePos x="0" y="0"/>
                 <wp:positionH relativeFrom="column">
                   <wp:posOffset>5904230</wp:posOffset>
@@ -772,7 +944,7 @@
         <mc:AlternateContent>
           <mc:Choice Requires="wps">
             <w:drawing>
-              <wp:anchor distT="0" distB="0" distL="114300" distR="114300" simplePos="0" relativeHeight="251672576" behindDoc="0" locked="0" layoutInCell="1" allowOverlap="1" wp14:anchorId="2FE8DC76" wp14:editId="135E771B">
+              <wp:anchor distT="0" distB="0" distL="114300" distR="114300" simplePos="0" relativeHeight="251672576" behindDoc="0" locked="0" layoutInCell="1" allowOverlap="1" wp14:anchorId="09DD2447" wp14:editId="03C568BA">
                 <wp:simplePos x="0" y="0"/>
                 <wp:positionH relativeFrom="column">
                   <wp:posOffset>5979160</wp:posOffset>
@@ -860,7 +1032,7 @@
         <mc:AlternateContent>
           <mc:Choice Requires="wps">
             <w:drawing>
-              <wp:anchor distT="0" distB="0" distL="114300" distR="114300" simplePos="0" relativeHeight="251670528" behindDoc="0" locked="0" layoutInCell="1" allowOverlap="1" wp14:anchorId="2A0C114A" wp14:editId="2C000C7D">
+              <wp:anchor distT="0" distB="0" distL="114300" distR="114300" simplePos="0" relativeHeight="251670528" behindDoc="0" locked="0" layoutInCell="1" allowOverlap="1" wp14:anchorId="474F4C23" wp14:editId="4828A6C4">
                 <wp:simplePos x="0" y="0"/>
                 <wp:positionH relativeFrom="column">
                   <wp:posOffset>4571365</wp:posOffset>
@@ -948,7 +1120,7 @@
         <mc:AlternateContent>
           <mc:Choice Requires="wps">
             <w:drawing>
-              <wp:anchor distT="0" distB="0" distL="114300" distR="114300" simplePos="0" relativeHeight="251668480" behindDoc="0" locked="0" layoutInCell="1" allowOverlap="1" wp14:anchorId="18EBF1A0" wp14:editId="2EA15547">
+              <wp:anchor distT="0" distB="0" distL="114300" distR="114300" simplePos="0" relativeHeight="251668480" behindDoc="0" locked="0" layoutInCell="1" allowOverlap="1" wp14:anchorId="5A92950D" wp14:editId="446D0A7C">
                 <wp:simplePos x="0" y="0"/>
                 <wp:positionH relativeFrom="column">
                   <wp:posOffset>4479290</wp:posOffset>
@@ -1023,7 +1195,7 @@
         <mc:AlternateContent>
           <mc:Choice Requires="wps">
             <w:drawing>
-              <wp:anchor distT="45720" distB="45720" distL="114300" distR="114300" simplePos="0" relativeHeight="251678720" behindDoc="0" locked="0" layoutInCell="1" allowOverlap="1" wp14:anchorId="7E514993" wp14:editId="0F8082DE">
+              <wp:anchor distT="45720" distB="45720" distL="114300" distR="114300" simplePos="0" relativeHeight="251678720" behindDoc="0" locked="0" layoutInCell="1" allowOverlap="1" wp14:anchorId="26380D11" wp14:editId="4F5A0CBB">
                 <wp:simplePos x="0" y="0"/>
                 <wp:positionH relativeFrom="margin">
                   <wp:posOffset>457200</wp:posOffset>
@@ -1305,7 +1477,23 @@
                                       <w:rFonts w:ascii="Arial" w:hAnsi="Arial" w:cs="Arial"/>
                                       <w:b/>
                                     </w:rPr>
-                                    <w:t>{dateOfBirth}</w:t>
+                                    <w:t>{</w:t>
+                                  </w:r>
+                                  <w:proofErr w:type="spellStart"/>
+                                  <w:r>
+                                    <w:rPr>
+                                      <w:rFonts w:ascii="Arial" w:hAnsi="Arial" w:cs="Arial"/>
+                                      <w:b/>
+                                    </w:rPr>
+                                    <w:t>dateOfBirth</w:t>
+                                  </w:r>
+                                  <w:proofErr w:type="spellEnd"/>
+                                  <w:r>
+                                    <w:rPr>
+                                      <w:rFonts w:ascii="Arial" w:hAnsi="Arial" w:cs="Arial"/>
+                                      <w:b/>
+                                    </w:rPr>
+                                    <w:t>}</w:t>
                                   </w:r>
                                 </w:p>
                               </w:tc>
@@ -1352,7 +1540,23 @@
                                       <w:rFonts w:ascii="Arial" w:hAnsi="Arial" w:cs="Arial"/>
                                       <w:b/>
                                     </w:rPr>
-                                    <w:t>{placeOfBirth}</w:t>
+                                    <w:t>{</w:t>
+                                  </w:r>
+                                  <w:proofErr w:type="spellStart"/>
+                                  <w:r>
+                                    <w:rPr>
+                                      <w:rFonts w:ascii="Arial" w:hAnsi="Arial" w:cs="Arial"/>
+                                      <w:b/>
+                                    </w:rPr>
+                                    <w:t>placeOfBirth</w:t>
+                                  </w:r>
+                                  <w:proofErr w:type="spellEnd"/>
+                                  <w:r>
+                                    <w:rPr>
+                                      <w:rFonts w:ascii="Arial" w:hAnsi="Arial" w:cs="Arial"/>
+                                      <w:b/>
+                                    </w:rPr>
+                                    <w:t>}</w:t>
                                   </w:r>
                                 </w:p>
                               </w:tc>
@@ -1385,7 +1589,87 @@
                                 <w:rFonts w:ascii="Arial" w:hAnsi="Arial" w:cs="Arial"/>
                                 <w:sz w:val="24"/>
                               </w:rPr>
-                              <w:t xml:space="preserve">the Office of the Punong Barangay of Cacarong Matanda, Municipality of Pandi, Province of Bulacan interposes no objection to the request of the above named person for the </w:t>
+                              <w:t xml:space="preserve">the Office of the </w:t>
+                            </w:r>
+                            <w:proofErr w:type="spellStart"/>
+                            <w:r>
+                              <w:rPr>
+                                <w:rFonts w:ascii="Arial" w:hAnsi="Arial" w:cs="Arial"/>
+                                <w:sz w:val="24"/>
+                              </w:rPr>
+                              <w:t>Punong</w:t>
+                            </w:r>
+                            <w:proofErr w:type="spellEnd"/>
+                            <w:r>
+                              <w:rPr>
+                                <w:rFonts w:ascii="Arial" w:hAnsi="Arial" w:cs="Arial"/>
+                                <w:sz w:val="24"/>
+                              </w:rPr>
+                              <w:t xml:space="preserve"> Barangay of </w:t>
+                            </w:r>
+                            <w:proofErr w:type="spellStart"/>
+                            <w:r>
+                              <w:rPr>
+                                <w:rFonts w:ascii="Arial" w:hAnsi="Arial" w:cs="Arial"/>
+                                <w:sz w:val="24"/>
+                              </w:rPr>
+                              <w:t>Cacarong</w:t>
+                            </w:r>
+                            <w:proofErr w:type="spellEnd"/>
+                            <w:r>
+                              <w:rPr>
+                                <w:rFonts w:ascii="Arial" w:hAnsi="Arial" w:cs="Arial"/>
+                                <w:sz w:val="24"/>
+                              </w:rPr>
+                              <w:t xml:space="preserve"> </w:t>
+                            </w:r>
+                            <w:proofErr w:type="spellStart"/>
+                            <w:r>
+                              <w:rPr>
+                                <w:rFonts w:ascii="Arial" w:hAnsi="Arial" w:cs="Arial"/>
+                                <w:sz w:val="24"/>
+                              </w:rPr>
+                              <w:t>Matanda</w:t>
+                            </w:r>
+                            <w:proofErr w:type="spellEnd"/>
+                            <w:r>
+                              <w:rPr>
+                                <w:rFonts w:ascii="Arial" w:hAnsi="Arial" w:cs="Arial"/>
+                                <w:sz w:val="24"/>
+                              </w:rPr>
+                              <w:t xml:space="preserve">, Municipality of </w:t>
+                            </w:r>
+                            <w:proofErr w:type="spellStart"/>
+                            <w:r>
+                              <w:rPr>
+                                <w:rFonts w:ascii="Arial" w:hAnsi="Arial" w:cs="Arial"/>
+                                <w:sz w:val="24"/>
+                              </w:rPr>
+                              <w:t>Pandi</w:t>
+                            </w:r>
+                            <w:proofErr w:type="spellEnd"/>
+                            <w:r>
+                              <w:rPr>
+                                <w:rFonts w:ascii="Arial" w:hAnsi="Arial" w:cs="Arial"/>
+                                <w:sz w:val="24"/>
+                              </w:rPr>
+                              <w:t xml:space="preserve">, Province of </w:t>
+                            </w:r>
+                            <w:proofErr w:type="spellStart"/>
+                            <w:r>
+                              <w:rPr>
+                                <w:rFonts w:ascii="Arial" w:hAnsi="Arial" w:cs="Arial"/>
+                                <w:sz w:val="24"/>
+                              </w:rPr>
+                              <w:t>Bulacan</w:t>
+                            </w:r>
+                            <w:proofErr w:type="spellEnd"/>
+                            <w:r>
+                              <w:rPr>
+                                <w:rFonts w:ascii="Arial" w:hAnsi="Arial" w:cs="Arial"/>
+                                <w:sz w:val="24"/>
+                              </w:rPr>
+                              <w:t xml:space="preserve"> interposes no objection to the request of the above named person for the </w:t>
                             </w:r>
                             <w:r>
                               <w:rPr>
@@ -1399,7 +1683,15 @@
                                 <w:rFonts w:ascii="Arial" w:hAnsi="Arial" w:cs="Arial"/>
                                 <w:sz w:val="24"/>
                               </w:rPr>
-                              <w:t xml:space="preserve"> in private property located at </w:t>
+                              <w:t xml:space="preserve"> in private property located at</w:t>
+                            </w:r>
+                            <w:proofErr w:type="gramStart"/>
+                            <w:r>
+                              <w:rPr>
+                                <w:rFonts w:ascii="Arial" w:hAnsi="Arial" w:cs="Arial"/>
+                                <w:sz w:val="24"/>
+                              </w:rPr>
+                              <w:t xml:space="preserve"> </w:t>
                             </w:r>
                             <w:r>
                               <w:rPr>
@@ -1410,6 +1702,8 @@
                               </w:rPr>
                               <w:t xml:space="preserve">  {</w:t>
                             </w:r>
+                            <w:proofErr w:type="spellStart"/>
+                            <w:proofErr w:type="gramEnd"/>
                             <w:r>
                               <w:rPr>
                                 <w:rFonts w:ascii="Arial" w:hAnsi="Arial" w:cs="Arial"/>
@@ -1419,8 +1713,7 @@
                               </w:rPr>
                               <w:t>fencingLocation</w:t>
                             </w:r>
-                            <w:bookmarkStart w:id="0" w:name="_GoBack"/>
-                            <w:bookmarkEnd w:id="0"/>
+                            <w:proofErr w:type="spellEnd"/>
                             <w:r>
                               <w:rPr>
                                 <w:rFonts w:ascii="Arial" w:hAnsi="Arial" w:cs="Arial"/>
@@ -1492,7 +1785,7 @@
           </mc:Choice>
           <mc:Fallback>
             <w:pict>
-              <v:shapetype w14:anchorId="7E514993" id="_x0000_t202" coordsize="21600,21600" o:spt="202" path="m,l,21600r21600,l21600,xe">
+              <v:shapetype w14:anchorId="26380D11" id="_x0000_t202" coordsize="21600,21600" o:spt="202" path="m,l,21600r21600,l21600,xe">
                 <v:stroke joinstyle="miter"/>
                 <v:path gradientshapeok="t" o:connecttype="rect"/>
               </v:shapetype>
@@ -1742,7 +2035,23 @@
                                 <w:rFonts w:ascii="Arial" w:hAnsi="Arial" w:cs="Arial"/>
                                 <w:b/>
                               </w:rPr>
-                              <w:t>{dateOfBirth}</w:t>
+                              <w:t>{</w:t>
+                            </w:r>
+                            <w:proofErr w:type="spellStart"/>
+                            <w:r>
+                              <w:rPr>
+                                <w:rFonts w:ascii="Arial" w:hAnsi="Arial" w:cs="Arial"/>
+                                <w:b/>
+                              </w:rPr>
+                              <w:t>dateOfBirth</w:t>
+                            </w:r>
+                            <w:proofErr w:type="spellEnd"/>
+                            <w:r>
+                              <w:rPr>
+                                <w:rFonts w:ascii="Arial" w:hAnsi="Arial" w:cs="Arial"/>
+                                <w:b/>
+                              </w:rPr>
+                              <w:t>}</w:t>
                             </w:r>
                           </w:p>
                         </w:tc>
@@ -1789,7 +2098,23 @@
                                 <w:rFonts w:ascii="Arial" w:hAnsi="Arial" w:cs="Arial"/>
                                 <w:b/>
                               </w:rPr>
-                              <w:t>{placeOfBirth}</w:t>
+                              <w:t>{</w:t>
+                            </w:r>
+                            <w:proofErr w:type="spellStart"/>
+                            <w:r>
+                              <w:rPr>
+                                <w:rFonts w:ascii="Arial" w:hAnsi="Arial" w:cs="Arial"/>
+                                <w:b/>
+                              </w:rPr>
+                              <w:t>placeOfBirth</w:t>
+                            </w:r>
+                            <w:proofErr w:type="spellEnd"/>
+                            <w:r>
+                              <w:rPr>
+                                <w:rFonts w:ascii="Arial" w:hAnsi="Arial" w:cs="Arial"/>
+                                <w:b/>
+                              </w:rPr>
+                              <w:t>}</w:t>
                             </w:r>
                           </w:p>
                         </w:tc>
@@ -1822,7 +2147,87 @@
                           <w:rFonts w:ascii="Arial" w:hAnsi="Arial" w:cs="Arial"/>
                           <w:sz w:val="24"/>
                         </w:rPr>
-                        <w:t xml:space="preserve">the Office of the Punong Barangay of Cacarong Matanda, Municipality of Pandi, Province of Bulacan interposes no objection to the request of the above named person for the </w:t>
+                        <w:t xml:space="preserve">the Office of the </w:t>
+                      </w:r>
+                      <w:proofErr w:type="spellStart"/>
+                      <w:r>
+                        <w:rPr>
+                          <w:rFonts w:ascii="Arial" w:hAnsi="Arial" w:cs="Arial"/>
+                          <w:sz w:val="24"/>
+                        </w:rPr>
+                        <w:t>Punong</w:t>
+                      </w:r>
+                      <w:proofErr w:type="spellEnd"/>
+                      <w:r>
+                        <w:rPr>
+                          <w:rFonts w:ascii="Arial" w:hAnsi="Arial" w:cs="Arial"/>
+                          <w:sz w:val="24"/>
+                        </w:rPr>
+                        <w:t xml:space="preserve"> Barangay of </w:t>
+                      </w:r>
+                      <w:proofErr w:type="spellStart"/>
+                      <w:r>
+                        <w:rPr>
+                          <w:rFonts w:ascii="Arial" w:hAnsi="Arial" w:cs="Arial"/>
+                          <w:sz w:val="24"/>
+                        </w:rPr>
+                        <w:t>Cacarong</w:t>
+                      </w:r>
+                      <w:proofErr w:type="spellEnd"/>
+                      <w:r>
+                        <w:rPr>
+                          <w:rFonts w:ascii="Arial" w:hAnsi="Arial" w:cs="Arial"/>
+                          <w:sz w:val="24"/>
+                        </w:rPr>
+                        <w:t xml:space="preserve"> </w:t>
+                      </w:r>
+                      <w:proofErr w:type="spellStart"/>
+                      <w:r>
+                        <w:rPr>
+                          <w:rFonts w:ascii="Arial" w:hAnsi="Arial" w:cs="Arial"/>
+                          <w:sz w:val="24"/>
+                        </w:rPr>
+                        <w:t>Matanda</w:t>
+                      </w:r>
+                      <w:proofErr w:type="spellEnd"/>
+                      <w:r>
+                        <w:rPr>
+                          <w:rFonts w:ascii="Arial" w:hAnsi="Arial" w:cs="Arial"/>
+                          <w:sz w:val="24"/>
+                        </w:rPr>
+                        <w:t xml:space="preserve">, Municipality of </w:t>
+                      </w:r>
+                      <w:proofErr w:type="spellStart"/>
+                      <w:r>
+                        <w:rPr>
+                          <w:rFonts w:ascii="Arial" w:hAnsi="Arial" w:cs="Arial"/>
+                          <w:sz w:val="24"/>
+                        </w:rPr>
+                        <w:t>Pandi</w:t>
+                      </w:r>
+                      <w:proofErr w:type="spellEnd"/>
+                      <w:r>
+                        <w:rPr>
+                          <w:rFonts w:ascii="Arial" w:hAnsi="Arial" w:cs="Arial"/>
+                          <w:sz w:val="24"/>
+                        </w:rPr>
+                        <w:t xml:space="preserve">, Province of </w:t>
+                      </w:r>
+                      <w:proofErr w:type="spellStart"/>
+                      <w:r>
+                        <w:rPr>
+                          <w:rFonts w:ascii="Arial" w:hAnsi="Arial" w:cs="Arial"/>
+                          <w:sz w:val="24"/>
+                        </w:rPr>
+                        <w:t>Bulacan</w:t>
+                      </w:r>
+                      <w:proofErr w:type="spellEnd"/>
+                      <w:r>
+                        <w:rPr>
+                          <w:rFonts w:ascii="Arial" w:hAnsi="Arial" w:cs="Arial"/>
+                          <w:sz w:val="24"/>
+                        </w:rPr>
+                        <w:t xml:space="preserve"> interposes no objection to the request of the above named person for the </w:t>
                       </w:r>
                       <w:r>
                         <w:rPr>
@@ -1836,7 +2241,15 @@
                           <w:rFonts w:ascii="Arial" w:hAnsi="Arial" w:cs="Arial"/>
                           <w:sz w:val="24"/>
                         </w:rPr>
-                        <w:t xml:space="preserve"> in private property located at </w:t>
+                        <w:t xml:space="preserve"> in private property located at</w:t>
+                      </w:r>
+                      <w:proofErr w:type="gramStart"/>
+                      <w:r>
+                        <w:rPr>
+                          <w:rFonts w:ascii="Arial" w:hAnsi="Arial" w:cs="Arial"/>
+                          <w:sz w:val="24"/>
+                        </w:rPr>
+                        <w:t xml:space="preserve"> </w:t>
                       </w:r>
                       <w:r>
                         <w:rPr>
@@ -1847,6 +2260,8 @@
                         </w:rPr>
                         <w:t xml:space="preserve">  {</w:t>
                       </w:r>
+                      <w:proofErr w:type="spellStart"/>
+                      <w:proofErr w:type="gramEnd"/>
                       <w:r>
                         <w:rPr>
                           <w:rFonts w:ascii="Arial" w:hAnsi="Arial" w:cs="Arial"/>
@@ -1856,8 +2271,7 @@
                         </w:rPr>
                         <w:t>fencingLocation</w:t>
                       </w:r>
-                      <w:bookmarkStart w:id="1" w:name="_GoBack"/>
-                      <w:bookmarkEnd w:id="1"/>
+                      <w:proofErr w:type="spellEnd"/>
                       <w:r>
                         <w:rPr>
                           <w:rFonts w:ascii="Arial" w:hAnsi="Arial" w:cs="Arial"/>
@@ -1926,7 +2340,7 @@
         <mc:AlternateContent>
           <mc:Choice Requires="wps">
             <w:drawing>
-              <wp:anchor distT="45720" distB="45720" distL="114300" distR="114300" simplePos="0" relativeHeight="251660288" behindDoc="0" locked="0" layoutInCell="1" allowOverlap="1" wp14:anchorId="3197253B" wp14:editId="0E7C0581">
+              <wp:anchor distT="45720" distB="45720" distL="114300" distR="114300" simplePos="0" relativeHeight="251660288" behindDoc="0" locked="0" layoutInCell="1" allowOverlap="1" wp14:anchorId="4CA74DAE" wp14:editId="495BEDB1">
                 <wp:simplePos x="0" y="0"/>
                 <wp:positionH relativeFrom="margin">
                   <wp:align>center</wp:align>
@@ -2037,7 +2451,7 @@
           <w:lang w:eastAsia="en-GB"/>
         </w:rPr>
         <w:drawing>
-          <wp:anchor distT="0" distB="0" distL="114300" distR="114300" simplePos="0" relativeHeight="251658240" behindDoc="1" locked="1" layoutInCell="1" allowOverlap="1" wp14:anchorId="7AE48BEF" wp14:editId="2CD945C3">
+          <wp:anchor distT="0" distB="0" distL="114300" distR="114300" simplePos="0" relativeHeight="251658240" behindDoc="1" locked="1" layoutInCell="1" allowOverlap="1" wp14:anchorId="66BA8534" wp14:editId="1C94F6EE">
             <wp:simplePos x="0" y="0"/>
             <wp:positionH relativeFrom="margin">
               <wp:align>right</wp:align>
@@ -2060,7 +2474,7 @@
                     <pic:cNvPicPr/>
                   </pic:nvPicPr>
                   <pic:blipFill>
-                    <a:blip r:embed="rId4" cstate="print">
+                    <a:blip r:embed="rId5" cstate="print">
                       <a:extLst>
                         <a:ext uri="{28A0092B-C50C-407E-A947-70E740481C1C}">
                           <a14:useLocalDpi xmlns:a14="http://schemas.microsoft.com/office/drawing/2010/main" val="0"/>
